--- a/mat282_midterm/MAT282_PRACTICE_Midterm.docx
+++ b/mat282_midterm/MAT282_PRACTICE_Midterm.docx
@@ -5647,7 +5647,7 @@
                 <w:sz w:val="19"/>
                 <w:szCs w:val="19"/>
               </w:rPr>
-              <w:t xml:space="preserve">A coefficient is clearly different from zero if it is </w:t>
+              <w:t xml:space="preserve">(a) By how much does predicted sales change on a day that is </w:t>
             </w:r>
             <w:r>
               <w:rPr>
@@ -5657,7 +5657,7 @@
                 <w:sz w:val="19"/>
                 <w:szCs w:val="19"/>
               </w:rPr>
-              <w:t xml:space="preserve">more than 2 standard errors</w:t>
+              <w:t xml:space="preserve">5 °C warmer</w:t>
             </w:r>
             <w:r>
               <w:rPr>
@@ -5665,7 +5665,25 @@
                 <w:sz w:val="19"/>
                 <w:szCs w:val="19"/>
               </w:rPr>
-              <w:t xml:space="preserve"> away from zero. (a) Which predictors are, and which is not? Show the comparison. (b) The temperature coefficient is negative: say what it means and give one possible real-world reason. (c) What would you do with the predictor that is not?</w:t>
+              <w:t xml:space="preserve">, everything else the same? (b) By how much does it change if the wind is </w:t>
+            </w:r>
+            <w:r>
+              <w:rPr>
+                <w:rFonts w:ascii="Arial" w:cs="Arial" w:eastAsia="Arial" w:hAnsi="Arial"/>
+                <w:b/>
+                <w:bCs/>
+                <w:sz w:val="19"/>
+                <w:szCs w:val="19"/>
+              </w:rPr>
+              <w:t xml:space="preserve">10 km/h stronger</w:t>
+            </w:r>
+            <w:r>
+              <w:rPr>
+                <w:rFonts w:ascii="Arial" w:cs="Arial" w:eastAsia="Arial" w:hAnsi="Arial"/>
+                <w:sz w:val="19"/>
+                <w:szCs w:val="19"/>
+              </w:rPr>
+              <w:t xml:space="preserve">? (c) The temperature coefficient is negative. Give one possible real-world reason.</w:t>
             </w:r>
           </w:p>
         </w:tc>
@@ -5832,7 +5850,7 @@
                 <w:sz w:val="19"/>
                 <w:szCs w:val="19"/>
               </w:rPr>
-              <w:t xml:space="preserve">Tomorrow is forecast to be 20 °C with a 12 km/h wind on a weekend. (a) Predict pastry sales. (b) Use SE − Y to give a rough range: prediction ± 2 × SE − Y. (c) Actual sales turn out to be </w:t>
+              <w:t xml:space="preserve">Tomorrow is forecast to be 20 °C with a 12 km/h wind on a weekend. (a) Predict pastry sales. (b) Actual sales turn out to be </w:t>
             </w:r>
             <w:r>
               <w:rPr>
@@ -5850,7 +5868,7 @@
                 <w:sz w:val="19"/>
                 <w:szCs w:val="19"/>
               </w:rPr>
-              <w:t xml:space="preserve">. Is that surprising? Explain.</w:t>
+              <w:t xml:space="preserve">: calculate the residual. (c) SE − Y is the typical size of a forecast error. Is your residual smaller or larger than SE − Y, and what does that say about this forecast?</w:t>
             </w:r>
           </w:p>
         </w:tc>
@@ -9305,82 +9323,89 @@
         <w:t xml:space="preserve"> (Group 2). Both samples are weekdays with similar weather.</w:t>
       </w:r>
     </w:p>
-    <w:tbl>
-      <w:tblPr>
-        <w:tblW w:type="dxa" w:w="10206"/>
-        <w:tblBorders>
-          <w:top w:val="single" w:color="auto" w:sz="4"/>
-          <w:left w:val="single" w:color="auto" w:sz="4"/>
-          <w:bottom w:val="single" w:color="auto" w:sz="4"/>
-          <w:right w:val="single" w:color="auto" w:sz="4"/>
-          <w:insideH w:val="single" w:color="auto" w:sz="4"/>
-          <w:insideV w:val="single" w:color="auto" w:sz="4"/>
-        </w:tblBorders>
-      </w:tblPr>
-      <w:tblGrid>
-        <w:gridCol w:w="10206"/>
-      </w:tblGrid>
-      <w:tr>
-        <w:tc>
-          <w:tcPr>
-            <w:tcW w:type="dxa" w:w="10206"/>
-            <w:tcBorders>
-              <w:top w:val="single" w:color="808080" w:sz="4"/>
-              <w:left w:val="single" w:color="808080" w:sz="4"/>
-              <w:bottom w:val="single" w:color="808080" w:sz="4"/>
-              <w:right w:val="single" w:color="808080" w:sz="4"/>
-            </w:tcBorders>
-            <w:shd w:fill="F2F2F2" w:color="auto" w:val="clear"/>
-            <w:tcMar>
-              <w:top w:type="dxa" w:w="80"/>
-              <w:left w:type="dxa" w:w="120"/>
-              <w:bottom w:type="dxa" w:w="80"/>
-              <w:right w:type="dxa" w:w="120"/>
-            </w:tcMar>
-          </w:tcPr>
-          <w:p>
-            <w:pPr>
-              <w:spacing w:after="30"/>
-            </w:pPr>
-            <w:r>
-              <w:rPr>
-                <w:rFonts w:ascii="Arial" w:cs="Arial" w:eastAsia="Arial" w:hAnsi="Arial"/>
-                <w:b/>
-                <w:bCs/>
-                <w:sz w:val="18"/>
-                <w:szCs w:val="18"/>
-              </w:rPr>
-              <w:t xml:space="preserve">Formulas.</w:t>
-            </w:r>
-            <w:r>
-              <w:rPr>
-                <w:rFonts w:ascii="Arial" w:cs="Arial" w:eastAsia="Arial" w:hAnsi="Arial"/>
-                <w:sz w:val="18"/>
-                <w:szCs w:val="18"/>
-              </w:rPr>
-              <w:t xml:space="preserve"> s = √[ Σ(x − x̄)² ÷ (n − 1) ]  ·  s_p = √[ ((n₁ − 1)s₁² + (n₂ − 1)s₂²) ÷ (n₁ + n₂ − 2) ]  ·  t = (x̄₁ − x̄₂) ÷ [ s_p × √(1/n₁ + 1/n₂) ]  ·  df = n₁ + n₂ − 2</w:t>
-            </w:r>
-          </w:p>
-          <w:p>
-            <w:pPr>
-              <w:spacing w:after="30"/>
-            </w:pPr>
-            <w:r>
-              <w:rPr>
-                <w:rFonts w:ascii="Arial" w:cs="Arial" w:eastAsia="Arial" w:hAnsi="Arial"/>
-                <w:sz w:val="18"/>
-                <w:szCs w:val="18"/>
-              </w:rPr>
-              <w:t xml:space="preserve">For df = 8 the two-tailed 5% critical value is 2.31. A negative t only means that Group 2 has the larger mean.</w:t>
-            </w:r>
-          </w:p>
-        </w:tc>
-      </w:tr>
-    </w:tbl>
     <w:p>
       <w:pPr>
-        <w:spacing w:after="80" w:before="0"/>
+        <w:keepLines/>
+        <w:spacing w:after="60" w:before="40"/>
       </w:pPr>
+      <w:r>
+        <w:rPr>
+          <w:rFonts w:ascii="Arial" w:cs="Arial" w:eastAsia="Arial" w:hAnsi="Arial"/>
+          <w:b/>
+          <w:bCs/>
+          <w:sz w:val="19"/>
+          <w:szCs w:val="19"/>
+        </w:rPr>
+        <w:t xml:space="preserve">Formulas</w:t>
+      </w:r>
+      <w:r>
+        <w:rPr>
+          <w:rFonts w:ascii="Arial" w:cs="Arial" w:eastAsia="Arial" w:hAnsi="Arial"/>
+          <w:sz w:val="19"/>
+          <w:szCs w:val="19"/>
+        </w:rPr>
+        <w:t xml:space="preserve"> (as given in class):</w:t>
+      </w:r>
+    </w:p>
+    <w:p>
+      <w:pPr>
+        <w:spacing w:after="60" w:before="40"/>
+        <w:jc w:val="center"/>
+      </w:pPr>
+      <w:r>
+        <w:drawing>
+          <wp:inline distT="0" distB="0" distL="0" distR="0">
+            <wp:extent cx="6096000" cy="676275"/>
+            <wp:effectExtent t="0" r="0" b="0" l="0"/>
+            <wp:docPr id="1" name="fig" descr="figure" title="figure"/>
+            <wp:cNvGraphicFramePr>
+              <a:graphicFrameLocks xmlns:a="http://schemas.openxmlformats.org/drawingml/2006/main" noChangeAspect="1"/>
+            </wp:cNvGraphicFramePr>
+            <a:graphic xmlns:a="http://schemas.openxmlformats.org/drawingml/2006/main">
+              <a:graphicData uri="http://schemas.openxmlformats.org/drawingml/2006/picture">
+                <pic:pic xmlns:pic="http://schemas.openxmlformats.org/drawingml/2006/picture">
+                  <pic:nvPicPr>
+                    <pic:cNvPr id="0" name="" descr=""/>
+                    <pic:cNvPicPr>
+                      <a:picLocks noChangeAspect="1" noChangeArrowheads="1"/>
+                    </pic:cNvPicPr>
+                  </pic:nvPicPr>
+                  <pic:blipFill>
+                    <a:blip r:embed="rId10" cstate="none"/>
+                    <a:srcRect/>
+                    <a:stretch>
+                      <a:fillRect/>
+                    </a:stretch>
+                  </pic:blipFill>
+                  <pic:spPr bwMode="auto">
+                    <a:xfrm>
+                      <a:off x="0" y="0"/>
+                      <a:ext cx="6096000" cy="676275"/>
+                    </a:xfrm>
+                    <a:prstGeom prst="rect">
+                      <a:avLst/>
+                    </a:prstGeom>
+                  </pic:spPr>
+                </pic:pic>
+              </a:graphicData>
+            </a:graphic>
+          </wp:inline>
+        </w:drawing>
+      </w:r>
+    </w:p>
+    <w:p>
+      <w:pPr>
+        <w:keepLines/>
+        <w:spacing w:after="60" w:before="40"/>
+      </w:pPr>
+      <w:r>
+        <w:rPr>
+          <w:rFonts w:ascii="Arial" w:cs="Arial" w:eastAsia="Arial" w:hAnsi="Arial"/>
+          <w:sz w:val="19"/>
+          <w:szCs w:val="19"/>
+        </w:rPr>
+        <w:t xml:space="preserve">A negative t only means that Group 2 has the larger mean.</w:t>
+      </w:r>
     </w:p>
     <w:p>
       <w:pPr>
@@ -11650,7 +11675,7 @@
                 <w:sz w:val="19"/>
                 <w:szCs w:val="19"/>
               </w:rPr>
-              <w:t xml:space="preserve">(i) State the null hypothesis in words. (ii) Is the difference statistically significant at 5%? Explain using the p-value and your t. (iii) Does this result prove the price rise had </w:t>
+              <w:t xml:space="preserve">(i) State the null hypothesis in words. (ii) Is the difference statistically significant at 5%? Explain using the p-value. (iii) Does this result prove the price rise had </w:t>
             </w:r>
             <w:r>
               <w:rPr>
